--- a/public/upload/sousrubrique_PEV21-09-251305.docx
+++ b/public/upload/sousrubrique_PEV21-09-251305.docx
@@ -1,6 +1,6 @@
 
 <file path=word/document.xml><?xml version="1.0" encoding="utf-8"?>
-<w:document xmlns:wpc="http://schemas.microsoft.com/office/word/2010/wordprocessingCanvas" xmlns:cx="http://schemas.microsoft.com/office/drawing/2014/chartex" xmlns:cx1="http://schemas.microsoft.com/office/drawing/2015/9/8/chartex" xmlns:cx2="http://schemas.microsoft.com/office/drawing/2015/10/21/chartex" xmlns:cx3="http://schemas.microsoft.com/office/drawing/2016/5/9/chartex" xmlns:cx4="http://schemas.microsoft.com/office/drawing/2016/5/10/chartex" xmlns:cx5="http://schemas.microsoft.com/office/drawing/2016/5/11/chartex" xmlns:cx6="http://schemas.microsoft.com/office/drawing/2016/5/12/chartex" xmlns:cx7="http://schemas.microsoft.com/office/drawing/2016/5/13/chartex" xmlns:cx8="http://schemas.microsoft.com/office/drawing/2016/5/14/chartex" xmlns:mc="http://schemas.openxmlformats.org/markup-compatibility/2006" xmlns:aink="http://schemas.microsoft.com/office/drawing/2016/ink" xmlns:am3d="http://schemas.microsoft.com/office/drawing/2017/model3d" xmlns:o="urn:schemas-microsoft-com:office:office" xmlns:r="http://schemas.openxmlformats.org/officeDocument/2006/relationships" xmlns:m="http://schemas.openxmlformats.org/officeDocument/2006/math" xmlns:v="urn:schemas-microsoft-com:vml" xmlns:wp14="http://schemas.microsoft.com/office/word/2010/wordprocessingDrawing" xmlns:wp="http://schemas.openxmlformats.org/drawingml/2006/wordprocessingDrawing" xmlns:w10="urn:schemas-microsoft-com:office:word" xmlns:w="http://schemas.openxmlformats.org/wordprocessingml/2006/main" xmlns:w14="http://schemas.microsoft.com/office/word/2010/wordml" xmlns:w15="http://schemas.microsoft.com/office/word/2012/wordml" xmlns:w16cid="http://schemas.microsoft.com/office/word/2016/wordml/cid" xmlns:w16se="http://schemas.microsoft.com/office/word/2015/wordml/symex" xmlns:wpg="http://schemas.microsoft.com/office/word/2010/wordprocessingGroup" xmlns:wpi="http://schemas.microsoft.com/office/word/2010/wordprocessingInk" xmlns:wne="http://schemas.microsoft.com/office/word/2006/wordml" xmlns:wps="http://schemas.microsoft.com/office/word/2010/wordprocessingShape" mc:Ignorable="w14 w15 w16se w16cid wp14">
+<w:document xmlns:wpc="http://schemas.microsoft.com/office/word/2010/wordprocessingCanvas" xmlns:cx="http://schemas.microsoft.com/office/drawing/2014/chartex" xmlns:cx1="http://schemas.microsoft.com/office/drawing/2015/9/8/chartex" xmlns:cx2="http://schemas.microsoft.com/office/drawing/2015/10/21/chartex" xmlns:cx3="http://schemas.microsoft.com/office/drawing/2016/5/9/chartex" xmlns:cx4="http://schemas.microsoft.com/office/drawing/2016/5/10/chartex" xmlns:cx5="http://schemas.microsoft.com/office/drawing/2016/5/11/chartex" xmlns:cx6="http://schemas.microsoft.com/office/drawing/2016/5/12/chartex" xmlns:cx7="http://schemas.microsoft.com/office/drawing/2016/5/13/chartex" xmlns:cx8="http://schemas.microsoft.com/office/drawing/2016/5/14/chartex" xmlns:mc="http://schemas.openxmlformats.org/markup-compatibility/2006" xmlns:aink="http://schemas.microsoft.com/office/drawing/2016/ink" xmlns:am3d="http://schemas.microsoft.com/office/drawing/2017/model3d" xmlns:o="urn:schemas-microsoft-com:office:office" xmlns:oel="http://schemas.microsoft.com/office/2019/extlst" xmlns:r="http://schemas.openxmlformats.org/officeDocument/2006/relationships" xmlns:m="http://schemas.openxmlformats.org/officeDocument/2006/math" xmlns:v="urn:schemas-microsoft-com:vml" xmlns:wp14="http://schemas.microsoft.com/office/word/2010/wordprocessingDrawing" xmlns:wp="http://schemas.openxmlformats.org/drawingml/2006/wordprocessingDrawing" xmlns:w10="urn:schemas-microsoft-com:office:word" xmlns:w="http://schemas.openxmlformats.org/wordprocessingml/2006/main" xmlns:w14="http://schemas.microsoft.com/office/word/2010/wordml" xmlns:w15="http://schemas.microsoft.com/office/word/2012/wordml" xmlns:w16cex="http://schemas.microsoft.com/office/word/2018/wordml/cex" xmlns:w16cid="http://schemas.microsoft.com/office/word/2016/wordml/cid" xmlns:w16="http://schemas.microsoft.com/office/word/2018/wordml" xmlns:w16du="http://schemas.microsoft.com/office/word/2023/wordml/word16du" xmlns:w16sdtdh="http://schemas.microsoft.com/office/word/2020/wordml/sdtdatahash" xmlns:w16sdtfl="http://schemas.microsoft.com/office/word/2024/wordml/sdtformatlock" xmlns:w16se="http://schemas.microsoft.com/office/word/2015/wordml/symex" xmlns:wpg="http://schemas.microsoft.com/office/word/2010/wordprocessingGroup" xmlns:wpi="http://schemas.microsoft.com/office/word/2010/wordprocessingInk" xmlns:wne="http://schemas.microsoft.com/office/word/2006/wordml" xmlns:wps="http://schemas.microsoft.com/office/word/2010/wordprocessingShape" mc:Ignorable="w14 w15 w16se w16cid w16 w16cex w16sdtdh w16sdtfl w16du wp14">
   <w:body>
     <w:p>
       <w:pPr>
@@ -21,7 +21,7 @@
         <mc:AlternateContent>
           <mc:Choice Requires="wps">
             <w:drawing>
-              <wp:anchor distT="0" distB="0" distL="114300" distR="114300" simplePos="0" relativeHeight="251689472" behindDoc="0" locked="0" layoutInCell="1" allowOverlap="1" wp14:anchorId="6BAFD1C2" wp14:editId="530EE1EE">
+              <wp:anchor distT="0" distB="0" distL="114300" distR="114300" simplePos="0" relativeHeight="251689472" behindDoc="0" locked="0" layoutInCell="1" allowOverlap="1" wp14:anchorId="7A6D80BB" wp14:editId="55F075CD">
                 <wp:simplePos x="0" y="0"/>
                 <wp:positionH relativeFrom="column">
                   <wp:posOffset>-316230</wp:posOffset>
@@ -112,7 +112,7 @@
           </mc:Choice>
           <mc:Fallback>
             <w:pict>
-              <v:rect w14:anchorId="6BAFD1C2" id="Rectangle 52" o:spid="_x0000_s1026" style="position:absolute;margin-left:-24.9pt;margin-top:-35.45pt;width:850.5pt;height:56.4pt;z-index:251689472;visibility:visible;mso-wrap-style:square;mso-width-percent:0;mso-height-percent:0;mso-wrap-distance-left:9pt;mso-wrap-distance-top:0;mso-wrap-distance-right:9pt;mso-wrap-distance-bottom:0;mso-position-horizontal:absolute;mso-position-horizontal-relative:text;mso-position-vertical:absolute;mso-position-vertical-relative:text;mso-width-percent:0;mso-height-percent:0;mso-width-relative:margin;mso-height-relative:margin;v-text-anchor:middle" o:gfxdata="UEsDBBQABgAIAAAAIQC2gziS/gAAAOEBAAATAAAAW0NvbnRlbnRfVHlwZXNdLnhtbJSRQU7DMBBF&#10;90jcwfIWJU67QAgl6YK0S0CoHGBkTxKLZGx5TGhvj5O2G0SRWNoz/78nu9wcxkFMGNg6quQqL6RA&#10;0s5Y6ir5vt9lD1JwBDIwOMJKHpHlpr69KfdHjyxSmriSfYz+USnWPY7AufNIadK6MEJMx9ApD/oD&#10;OlTrorhX2lFEilmcO2RdNtjC5xDF9pCuTyYBB5bi6bQ4syoJ3g9WQ0ymaiLzg5KdCXlKLjvcW893&#10;SUOqXwnz5DrgnHtJTxOsQfEKIT7DmDSUCaxw7Rqn8787ZsmRM9e2VmPeBN4uqYvTtW7jvijg9N/y&#10;JsXecLq0q+WD6m8AAAD//wMAUEsDBBQABgAIAAAAIQA4/SH/1gAAAJQBAAALAAAAX3JlbHMvLnJl&#10;bHOkkMFqwzAMhu+DvYPRfXGawxijTi+j0GvpHsDYimMaW0Yy2fr2M4PBMnrbUb/Q94l/f/hMi1qR&#10;JVI2sOt6UJgd+ZiDgffL8ekFlFSbvV0oo4EbChzGx4f9GRdb25HMsYhqlCwG5lrLq9biZkxWOiqY&#10;22YiTra2kYMu1l1tQD30/bPm3wwYN0x18gb45AdQl1tp5j/sFB2T0FQ7R0nTNEV3j6o9feQzro1i&#10;OWA14Fm+Q8a1a8+Bvu/d/dMb2JY5uiPbhG/ktn4cqGU/er3pcvwCAAD//wMAUEsDBBQABgAIAAAA&#10;IQDw4vbxlQIAAHsFAAAOAAAAZHJzL2Uyb0RvYy54bWysVEtv2zAMvg/YfxB0X/1Y00cQpwhSZBhQ&#10;tEXboWdFlmIDsqhJSuzs14+SHw26YodhPsikSH58iOTipmsUOQjratAFzc5SSoTmUNZ6V9AfL5sv&#10;V5Q4z3TJFGhR0KNw9Gb5+dOiNXORQwWqFJYgiHbz1hS08t7Mk8TxSjTMnYERGoUSbMM8snaXlJa1&#10;iN6oJE/Ti6QFWxoLXDiHt7e9kC4jvpSC+wcpnfBEFRRj8/G08dyGM1ku2HxnmalqPoTB/iGKhtUa&#10;nU5Qt8wzsrf1H1BNzS04kP6MQ5OAlDUXMQfMJkvfZfNcMSNiLlgcZ6Yyuf8Hy+8Pj5bUZUFnOSWa&#10;NfhGT1g1pndKELzDArXGzVHv2TzagXNIhmw7aZvwxzxIF4t6nIoqOk84XmbpVZp9nWHxOQovs4v8&#10;KpY9eTM31vlvAhoSiIJa9B+LyQ53zqNLVB1VgjcHqi43tVKRsbvtWllyYPjC2SxPN5chZjQ5UUtC&#10;Cn3QkfJHJYKx0k9CYvYYZh49xr4TEx7jXGif9aKKlaJ3M0vxG72ETg0W0WcEDMgSw5uwB4BRswcZ&#10;sftgB/1gKmLbTsbp3wLrjSeL6Bm0n4ybWoP9CEBhVoPnXh/DPylNIH237VAlkFsoj9gmFvr5cYZv&#10;anyqO+b8I7M4MPi6uAT8Ax5SQVtQGChKKrC/ProP+tjHKKWkxQEsqPu5Z1ZQor5r7PDr7Pw8TGxk&#10;zmeXOTL2VLI9leh9s4bQAbhuDI9k0PdqJKWF5hV3xSp4RRHTHH0XlHs7MmvfLwbcNlysVlENp9Qw&#10;f6efDQ/gocChFV+6V2bN0K8eW/0exmFl83dt2+sGSw2rvQdZx55+q+tQepzw2EPDNgor5JSPWm87&#10;c/kbAAD//wMAUEsDBBQABgAIAAAAIQCLl+eK4gAAAAsBAAAPAAAAZHJzL2Rvd25yZXYueG1sTI/N&#10;asMwEITvhb6D2EIvJZFtEid2LQfTH2iPSUsgN8Xa2ibSylhy4rx9lVN722GHmW+KzWQ0O+PgOksC&#10;4nkEDKm2qqNGwPfX+2wNzHlJSmpLKOCKDjbl/V0hc2UvtMXzzjcshJDLpYDW+z7n3NUtGunmtkcK&#10;vx87GOmDHBquBnkJ4UbzJIpSbmRHoaGVPb60WJ92oxHwdFq97ZPrRzNWunpdHz77LaVLIR4fpuoZ&#10;mMfJ/5nhhh/QoQxMRzuSckwLmC2ygO7DsYoyYDdHuowTYEcBizgDXhb8/4byFwAA//8DAFBLAQIt&#10;ABQABgAIAAAAIQC2gziS/gAAAOEBAAATAAAAAAAAAAAAAAAAAAAAAABbQ29udGVudF9UeXBlc10u&#10;eG1sUEsBAi0AFAAGAAgAAAAhADj9If/WAAAAlAEAAAsAAAAAAAAAAAAAAAAALwEAAF9yZWxzLy5y&#10;ZWxzUEsBAi0AFAAGAAgAAAAhAPDi9vGVAgAAewUAAA4AAAAAAAAAAAAAAAAALgIAAGRycy9lMm9E&#10;b2MueG1sUEsBAi0AFAAGAAgAAAAhAIuX54riAAAACwEAAA8AAAAAAAAAAAAAAAAA7wQAAGRycy9k&#10;b3ducmV2LnhtbFBLBQYAAAAABAAEAPMAAAD+BQAAAAA=&#10;" fillcolor="#1520f7" strokecolor="#243f60 [1604]" strokeweight="2pt">
+              <v:rect w14:anchorId="7A6D80BB" id="Rectangle 52" o:spid="_x0000_s1026" style="position:absolute;margin-left:-24.9pt;margin-top:-35.45pt;width:850.5pt;height:56.4pt;z-index:251689472;visibility:visible;mso-wrap-style:square;mso-width-percent:0;mso-height-percent:0;mso-wrap-distance-left:9pt;mso-wrap-distance-top:0;mso-wrap-distance-right:9pt;mso-wrap-distance-bottom:0;mso-position-horizontal:absolute;mso-position-horizontal-relative:text;mso-position-vertical:absolute;mso-position-vertical-relative:text;mso-width-percent:0;mso-height-percent:0;mso-width-relative:margin;mso-height-relative:margin;v-text-anchor:middle" o:gfxdata="UEsDBBQABgAIAAAAIQC2gziS/gAAAOEBAAATAAAAW0NvbnRlbnRfVHlwZXNdLnhtbJSRQU7DMBBF&#10;90jcwfIWJU67QAgl6YK0S0CoHGBkTxKLZGx5TGhvj5O2G0SRWNoz/78nu9wcxkFMGNg6quQqL6RA&#10;0s5Y6ir5vt9lD1JwBDIwOMJKHpHlpr69KfdHjyxSmriSfYz+USnWPY7AufNIadK6MEJMx9ApD/oD&#10;OlTrorhX2lFEilmcO2RdNtjC5xDF9pCuTyYBB5bi6bQ4syoJ3g9WQ0ymaiLzg5KdCXlKLjvcW893&#10;SUOqXwnz5DrgnHtJTxOsQfEKIT7DmDSUCaxw7Rqn8787ZsmRM9e2VmPeBN4uqYvTtW7jvijg9N/y&#10;JsXecLq0q+WD6m8AAAD//wMAUEsDBBQABgAIAAAAIQA4/SH/1gAAAJQBAAALAAAAX3JlbHMvLnJl&#10;bHOkkMFqwzAMhu+DvYPRfXGawxijTi+j0GvpHsDYimMaW0Yy2fr2M4PBMnrbUb/Q94l/f/hMi1qR&#10;JVI2sOt6UJgd+ZiDgffL8ekFlFSbvV0oo4EbChzGx4f9GRdb25HMsYhqlCwG5lrLq9biZkxWOiqY&#10;22YiTra2kYMu1l1tQD30/bPm3wwYN0x18gb45AdQl1tp5j/sFB2T0FQ7R0nTNEV3j6o9feQzro1i&#10;OWA14Fm+Q8a1a8+Bvu/d/dMb2JY5uiPbhG/ktn4cqGU/er3pcvwCAAD//wMAUEsDBBQABgAIAAAA&#10;IQAf6jawfgIAAFMFAAAOAAAAZHJzL2Uyb0RvYy54bWysVE1v2zAMvQ/YfxB0X21nTdsFdYqgRYYB&#10;RVusHXpWZCkWIEsapcTOfv0o+SNBV+wwLAeFNMlH6onk9U3XaLIX4JU1JS3OckqE4bZSZlvSHy/r&#10;T1eU+MBMxbQ1oqQH4enN8uOH69YtxMzWVlcCCIIYv2hdSesQ3CLLPK9Fw/yZdcKgUVpoWEAVtlkF&#10;rEX0RmezPL/IWguVA8uF9/j1rjfSZcKXUvDwKKUXgeiSYm0hnZDOTTyz5TVbbIG5WvGhDPYPVTRM&#10;GUw6Qd2xwMgO1B9QjeJgvZXhjNsms1IqLtId8DZF/uY2zzVzIt0FyfFuosn/P1j+sH92T4A0tM4v&#10;PIrxFp2EJv5jfaRLZB0mskQXCMePRX6VF5/nSCpH42VxMbtKdGbHcAc+fBW2IVEoKeBrJJLY/t4H&#10;TImuo0vM5q1W1VppnRTYbm41kD3Dlyvms3x9GR8LQ07csmPRSQoHLWKwNt+FJKrCMmcpY+onMeEx&#10;zoUJRW+qWSX6NPMcf2OW2IExIuVMgBFZYnkT9gAwevYgI3Zf7OAfQ0Vqxyk4/1thffAUkTJbE6bg&#10;RhkL7wFovNWQuffH8k+oiWLoNh26RHFjq8MTELD9XHjH1wqf6p758MQABwFfF4c7POIhtW1LageJ&#10;ktrCr/e+R3/sT7RS0uJgldT/3DEQlOhvBjv3S3F+HicxKefzyxkqcGrZnFrMrrm1sQNwjTiexOgf&#10;9ChKsM0r7oBVzIomZjjmLikPMCq3oR943CJcrFbJDafPsXBvnh2P4JHg2Iov3SsDN/RrwFZ/sOMQ&#10;ssWbtu19Y6Sxq12wUqWePvI6UI+Tm3po2DJxNZzqyeu4C5e/AQAA//8DAFBLAwQUAAYACAAAACEA&#10;i5fniuIAAAALAQAADwAAAGRycy9kb3ducmV2LnhtbEyPzWrDMBCE74W+g9hCLyWRbRIndi0H0x9o&#10;j0lLIDfF2tom0spYcuK8fZVTe9thh5lvis1kNDvj4DpLAuJ5BAyptqqjRsD31/tsDcx5SUpqSyjg&#10;ig425f1dIXNlL7TF8843LISQy6WA1vs+59zVLRrp5rZHCr8fOxjpgxwargZ5CeFG8ySKUm5kR6Gh&#10;lT2+tFifdqMR8HRave2T60czVrp6XR8++y2lSyEeH6bqGZjHyf+Z4YYf0KEMTEc7knJMC5gtsoDu&#10;w7GKMmA3R7qME2BHAYs4A14W/P+G8hcAAP//AwBQSwECLQAUAAYACAAAACEAtoM4kv4AAADhAQAA&#10;EwAAAAAAAAAAAAAAAAAAAAAAW0NvbnRlbnRfVHlwZXNdLnhtbFBLAQItABQABgAIAAAAIQA4/SH/&#10;1gAAAJQBAAALAAAAAAAAAAAAAAAAAC8BAABfcmVscy8ucmVsc1BLAQItABQABgAIAAAAIQAf6jaw&#10;fgIAAFMFAAAOAAAAAAAAAAAAAAAAAC4CAABkcnMvZTJvRG9jLnhtbFBLAQItABQABgAIAAAAIQCL&#10;l+eK4gAAAAsBAAAPAAAAAAAAAAAAAAAAANgEAABkcnMvZG93bnJldi54bWxQSwUGAAAAAAQABADz&#10;AAAA5wUAAAAA&#10;" fillcolor="#1520f7" strokecolor="#243f60 [1604]" strokeweight="2pt">
                 <v:textbox>
                   <w:txbxContent>
                     <w:p>
@@ -179,10 +179,81 @@
           <w:b/>
           <w:sz w:val="44"/>
           <w:szCs w:val="44"/>
-          <w:lang w:val="fr-CI"/>
+          <w:lang w:val="fr-FR"/>
         </w:rPr>
       </w:pPr>
       <w:r>
+        <w:rPr>
+          <w:rFonts w:ascii="Times New Roman"/>
+          <w:b/>
+          <w:sz w:val="44"/>
+          <w:szCs w:val="44"/>
+          <w:lang w:val="fr-FR"/>
+        </w:rPr>
+        <w:t>{Contenu}</w:t>
+      </w:r>
+    </w:p>
+    <w:p>
+      <w:pPr>
+        <w:widowControl/>
+        <w:autoSpaceDE/>
+        <w:autoSpaceDN/>
+        <w:rPr>
+          <w:rFonts w:ascii="Times New Roman"/>
+          <w:b/>
+          <w:sz w:val="44"/>
+          <w:szCs w:val="44"/>
+          <w:lang w:val="fr-FR"/>
+        </w:rPr>
+      </w:pPr>
+    </w:p>
+    <w:p>
+      <w:pPr>
+        <w:widowControl/>
+        <w:autoSpaceDE/>
+        <w:autoSpaceDN/>
+        <w:rPr>
+          <w:rFonts w:ascii="Times New Roman"/>
+          <w:b/>
+          <w:sz w:val="44"/>
+          <w:szCs w:val="44"/>
+          <w:lang w:val="fr-FR"/>
+        </w:rPr>
+      </w:pPr>
+    </w:p>
+    <w:p>
+      <w:pPr>
+        <w:widowControl/>
+        <w:autoSpaceDE/>
+        <w:autoSpaceDN/>
+        <w:rPr>
+          <w:rFonts w:ascii="Times New Roman"/>
+          <w:b/>
+          <w:sz w:val="44"/>
+          <w:szCs w:val="44"/>
+          <w:lang w:val="fr-FR"/>
+        </w:rPr>
+      </w:pPr>
+    </w:p>
+    <w:p>
+      <w:pPr>
+        <w:widowControl/>
+        <w:autoSpaceDE/>
+        <w:autoSpaceDN/>
+        <w:rPr>
+          <w:rFonts w:ascii="Times New Roman"/>
+          <w:b/>
+          <w:sz w:val="44"/>
+          <w:szCs w:val="44"/>
+          <w:lang w:val="fr-FR"/>
+        </w:rPr>
+      </w:pPr>
+    </w:p>
+    <w:p>
+      <w:pPr>
+        <w:widowControl/>
+        <w:autoSpaceDE/>
+        <w:autoSpaceDN/>
         <w:rPr>
           <w:rFonts w:ascii="Times New Roman"/>
           <w:b/>
@@ -190,10 +261,7 @@
           <w:szCs w:val="44"/>
           <w:lang w:val="fr-CI"/>
         </w:rPr>
-        <w:t>{Contenu}</w:t>
-      </w:r>
-      <w:bookmarkStart w:id="0" w:name="_GoBack"/>
-      <w:bookmarkEnd w:id="0"/>
+      </w:pPr>
     </w:p>
     <w:sectPr>
       <w:headerReference w:type="even" r:id="rId9"/>
@@ -213,7 +281,7 @@
 </file>
 
 <file path=word/endnotes.xml><?xml version="1.0" encoding="utf-8"?>
-<w:endnotes xmlns:wpc="http://schemas.microsoft.com/office/word/2010/wordprocessingCanvas" xmlns:cx="http://schemas.microsoft.com/office/drawing/2014/chartex" xmlns:cx1="http://schemas.microsoft.com/office/drawing/2015/9/8/chartex" xmlns:cx2="http://schemas.microsoft.com/office/drawing/2015/10/21/chartex" xmlns:cx3="http://schemas.microsoft.com/office/drawing/2016/5/9/chartex" xmlns:cx4="http://schemas.microsoft.com/office/drawing/2016/5/10/chartex" xmlns:cx5="http://schemas.microsoft.com/office/drawing/2016/5/11/chartex" xmlns:cx6="http://schemas.microsoft.com/office/drawing/2016/5/12/chartex" xmlns:cx7="http://schemas.microsoft.com/office/drawing/2016/5/13/chartex" xmlns:cx8="http://schemas.microsoft.com/office/drawing/2016/5/14/chartex" xmlns:mc="http://schemas.openxmlformats.org/markup-compatibility/2006" xmlns:aink="http://schemas.microsoft.com/office/drawing/2016/ink" xmlns:am3d="http://schemas.microsoft.com/office/drawing/2017/model3d" xmlns:o="urn:schemas-microsoft-com:office:office" xmlns:r="http://schemas.openxmlformats.org/officeDocument/2006/relationships" xmlns:m="http://schemas.openxmlformats.org/officeDocument/2006/math" xmlns:v="urn:schemas-microsoft-com:vml" xmlns:wp14="http://schemas.microsoft.com/office/word/2010/wordprocessingDrawing" xmlns:wp="http://schemas.openxmlformats.org/drawingml/2006/wordprocessingDrawing" xmlns:w10="urn:schemas-microsoft-com:office:word" xmlns:w="http://schemas.openxmlformats.org/wordprocessingml/2006/main" xmlns:w14="http://schemas.microsoft.com/office/word/2010/wordml" xmlns:w15="http://schemas.microsoft.com/office/word/2012/wordml" xmlns:w16cid="http://schemas.microsoft.com/office/word/2016/wordml/cid" xmlns:w16se="http://schemas.microsoft.com/office/word/2015/wordml/symex" xmlns:wpg="http://schemas.microsoft.com/office/word/2010/wordprocessingGroup" xmlns:wpi="http://schemas.microsoft.com/office/word/2010/wordprocessingInk" xmlns:wne="http://schemas.microsoft.com/office/word/2006/wordml" xmlns:wps="http://schemas.microsoft.com/office/word/2010/wordprocessingShape" mc:Ignorable="w14 w15 w16se w16cid wp14">
+<w:endnotes xmlns:wpc="http://schemas.microsoft.com/office/word/2010/wordprocessingCanvas" xmlns:cx="http://schemas.microsoft.com/office/drawing/2014/chartex" xmlns:cx1="http://schemas.microsoft.com/office/drawing/2015/9/8/chartex" xmlns:cx2="http://schemas.microsoft.com/office/drawing/2015/10/21/chartex" xmlns:cx3="http://schemas.microsoft.com/office/drawing/2016/5/9/chartex" xmlns:cx4="http://schemas.microsoft.com/office/drawing/2016/5/10/chartex" xmlns:cx5="http://schemas.microsoft.com/office/drawing/2016/5/11/chartex" xmlns:cx6="http://schemas.microsoft.com/office/drawing/2016/5/12/chartex" xmlns:cx7="http://schemas.microsoft.com/office/drawing/2016/5/13/chartex" xmlns:cx8="http://schemas.microsoft.com/office/drawing/2016/5/14/chartex" xmlns:mc="http://schemas.openxmlformats.org/markup-compatibility/2006" xmlns:aink="http://schemas.microsoft.com/office/drawing/2016/ink" xmlns:am3d="http://schemas.microsoft.com/office/drawing/2017/model3d" xmlns:o="urn:schemas-microsoft-com:office:office" xmlns:oel="http://schemas.microsoft.com/office/2019/extlst" xmlns:r="http://schemas.openxmlformats.org/officeDocument/2006/relationships" xmlns:m="http://schemas.openxmlformats.org/officeDocument/2006/math" xmlns:v="urn:schemas-microsoft-com:vml" xmlns:wp14="http://schemas.microsoft.com/office/word/2010/wordprocessingDrawing" xmlns:wp="http://schemas.openxmlformats.org/drawingml/2006/wordprocessingDrawing" xmlns:w10="urn:schemas-microsoft-com:office:word" xmlns:w="http://schemas.openxmlformats.org/wordprocessingml/2006/main" xmlns:w14="http://schemas.microsoft.com/office/word/2010/wordml" xmlns:w15="http://schemas.microsoft.com/office/word/2012/wordml" xmlns:w16cex="http://schemas.microsoft.com/office/word/2018/wordml/cex" xmlns:w16cid="http://schemas.microsoft.com/office/word/2016/wordml/cid" xmlns:w16="http://schemas.microsoft.com/office/word/2018/wordml" xmlns:w16du="http://schemas.microsoft.com/office/word/2023/wordml/word16du" xmlns:w16sdtdh="http://schemas.microsoft.com/office/word/2020/wordml/sdtdatahash" xmlns:w16sdtfl="http://schemas.microsoft.com/office/word/2024/wordml/sdtformatlock" xmlns:w16se="http://schemas.microsoft.com/office/word/2015/wordml/symex" xmlns:wpg="http://schemas.microsoft.com/office/word/2010/wordprocessingGroup" xmlns:wpi="http://schemas.microsoft.com/office/word/2010/wordprocessingInk" xmlns:wne="http://schemas.microsoft.com/office/word/2006/wordml" xmlns:wps="http://schemas.microsoft.com/office/word/2010/wordprocessingShape" mc:Ignorable="w14 w15 w16se w16cid w16 w16cex w16sdtdh w16sdtfl w16du wp14">
   <w:endnote w:type="separator" w:id="-1">
     <w:p>
       <w:r>
@@ -232,7 +300,7 @@
 </file>
 
 <file path=word/footer1.xml><?xml version="1.0" encoding="utf-8"?>
-<w:ftr xmlns:wpc="http://schemas.microsoft.com/office/word/2010/wordprocessingCanvas" xmlns:cx="http://schemas.microsoft.com/office/drawing/2014/chartex" xmlns:cx1="http://schemas.microsoft.com/office/drawing/2015/9/8/chartex" xmlns:cx2="http://schemas.microsoft.com/office/drawing/2015/10/21/chartex" xmlns:cx3="http://schemas.microsoft.com/office/drawing/2016/5/9/chartex" xmlns:cx4="http://schemas.microsoft.com/office/drawing/2016/5/10/chartex" xmlns:cx5="http://schemas.microsoft.com/office/drawing/2016/5/11/chartex" xmlns:cx6="http://schemas.microsoft.com/office/drawing/2016/5/12/chartex" xmlns:cx7="http://schemas.microsoft.com/office/drawing/2016/5/13/chartex" xmlns:cx8="http://schemas.microsoft.com/office/drawing/2016/5/14/chartex" xmlns:mc="http://schemas.openxmlformats.org/markup-compatibility/2006" xmlns:aink="http://schemas.microsoft.com/office/drawing/2016/ink" xmlns:am3d="http://schemas.microsoft.com/office/drawing/2017/model3d" xmlns:o="urn:schemas-microsoft-com:office:office" xmlns:r="http://schemas.openxmlformats.org/officeDocument/2006/relationships" xmlns:m="http://schemas.openxmlformats.org/officeDocument/2006/math" xmlns:v="urn:schemas-microsoft-com:vml" xmlns:wp14="http://schemas.microsoft.com/office/word/2010/wordprocessingDrawing" xmlns:wp="http://schemas.openxmlformats.org/drawingml/2006/wordprocessingDrawing" xmlns:w10="urn:schemas-microsoft-com:office:word" xmlns:w="http://schemas.openxmlformats.org/wordprocessingml/2006/main" xmlns:w14="http://schemas.microsoft.com/office/word/2010/wordml" xmlns:w15="http://schemas.microsoft.com/office/word/2012/wordml" xmlns:w16cid="http://schemas.microsoft.com/office/word/2016/wordml/cid" xmlns:w16se="http://schemas.microsoft.com/office/word/2015/wordml/symex" xmlns:wpg="http://schemas.microsoft.com/office/word/2010/wordprocessingGroup" xmlns:wpi="http://schemas.microsoft.com/office/word/2010/wordprocessingInk" xmlns:wne="http://schemas.microsoft.com/office/word/2006/wordml" xmlns:wps="http://schemas.microsoft.com/office/word/2010/wordprocessingShape" mc:Ignorable="w14 w15 w16se w16cid wp14">
+<w:ftr xmlns:wpc="http://schemas.microsoft.com/office/word/2010/wordprocessingCanvas" xmlns:cx="http://schemas.microsoft.com/office/drawing/2014/chartex" xmlns:cx1="http://schemas.microsoft.com/office/drawing/2015/9/8/chartex" xmlns:cx2="http://schemas.microsoft.com/office/drawing/2015/10/21/chartex" xmlns:cx3="http://schemas.microsoft.com/office/drawing/2016/5/9/chartex" xmlns:cx4="http://schemas.microsoft.com/office/drawing/2016/5/10/chartex" xmlns:cx5="http://schemas.microsoft.com/office/drawing/2016/5/11/chartex" xmlns:cx6="http://schemas.microsoft.com/office/drawing/2016/5/12/chartex" xmlns:cx7="http://schemas.microsoft.com/office/drawing/2016/5/13/chartex" xmlns:cx8="http://schemas.microsoft.com/office/drawing/2016/5/14/chartex" xmlns:mc="http://schemas.openxmlformats.org/markup-compatibility/2006" xmlns:aink="http://schemas.microsoft.com/office/drawing/2016/ink" xmlns:am3d="http://schemas.microsoft.com/office/drawing/2017/model3d" xmlns:o="urn:schemas-microsoft-com:office:office" xmlns:oel="http://schemas.microsoft.com/office/2019/extlst" xmlns:r="http://schemas.openxmlformats.org/officeDocument/2006/relationships" xmlns:m="http://schemas.openxmlformats.org/officeDocument/2006/math" xmlns:v="urn:schemas-microsoft-com:vml" xmlns:wp14="http://schemas.microsoft.com/office/word/2010/wordprocessingDrawing" xmlns:wp="http://schemas.openxmlformats.org/drawingml/2006/wordprocessingDrawing" xmlns:w10="urn:schemas-microsoft-com:office:word" xmlns:w="http://schemas.openxmlformats.org/wordprocessingml/2006/main" xmlns:w14="http://schemas.microsoft.com/office/word/2010/wordml" xmlns:w15="http://schemas.microsoft.com/office/word/2012/wordml" xmlns:w16cex="http://schemas.microsoft.com/office/word/2018/wordml/cex" xmlns:w16cid="http://schemas.microsoft.com/office/word/2016/wordml/cid" xmlns:w16="http://schemas.microsoft.com/office/word/2018/wordml" xmlns:w16du="http://schemas.microsoft.com/office/word/2023/wordml/word16du" xmlns:w16sdtdh="http://schemas.microsoft.com/office/word/2020/wordml/sdtdatahash" xmlns:w16sdtfl="http://schemas.microsoft.com/office/word/2024/wordml/sdtformatlock" xmlns:w16se="http://schemas.microsoft.com/office/word/2015/wordml/symex" xmlns:wpg="http://schemas.microsoft.com/office/word/2010/wordprocessingGroup" xmlns:wpi="http://schemas.microsoft.com/office/word/2010/wordprocessingInk" xmlns:wne="http://schemas.microsoft.com/office/word/2006/wordml" xmlns:wps="http://schemas.microsoft.com/office/word/2010/wordprocessingShape" mc:Ignorable="w14 w15 w16se w16cid w16 w16cex w16sdtdh w16sdtfl w16du wp14">
   <w:p>
     <w:pPr>
       <w:pStyle w:val="Pieddepage"/>
@@ -242,7 +310,7 @@
 </file>
 
 <file path=word/footer2.xml><?xml version="1.0" encoding="utf-8"?>
-<w:ftr xmlns:wpc="http://schemas.microsoft.com/office/word/2010/wordprocessingCanvas" xmlns:cx="http://schemas.microsoft.com/office/drawing/2014/chartex" xmlns:cx1="http://schemas.microsoft.com/office/drawing/2015/9/8/chartex" xmlns:cx2="http://schemas.microsoft.com/office/drawing/2015/10/21/chartex" xmlns:cx3="http://schemas.microsoft.com/office/drawing/2016/5/9/chartex" xmlns:cx4="http://schemas.microsoft.com/office/drawing/2016/5/10/chartex" xmlns:cx5="http://schemas.microsoft.com/office/drawing/2016/5/11/chartex" xmlns:cx6="http://schemas.microsoft.com/office/drawing/2016/5/12/chartex" xmlns:cx7="http://schemas.microsoft.com/office/drawing/2016/5/13/chartex" xmlns:cx8="http://schemas.microsoft.com/office/drawing/2016/5/14/chartex" xmlns:mc="http://schemas.openxmlformats.org/markup-compatibility/2006" xmlns:aink="http://schemas.microsoft.com/office/drawing/2016/ink" xmlns:am3d="http://schemas.microsoft.com/office/drawing/2017/model3d" xmlns:o="urn:schemas-microsoft-com:office:office" xmlns:r="http://schemas.openxmlformats.org/officeDocument/2006/relationships" xmlns:m="http://schemas.openxmlformats.org/officeDocument/2006/math" xmlns:v="urn:schemas-microsoft-com:vml" xmlns:wp14="http://schemas.microsoft.com/office/word/2010/wordprocessingDrawing" xmlns:wp="http://schemas.openxmlformats.org/drawingml/2006/wordprocessingDrawing" xmlns:w10="urn:schemas-microsoft-com:office:word" xmlns:w="http://schemas.openxmlformats.org/wordprocessingml/2006/main" xmlns:w14="http://schemas.microsoft.com/office/word/2010/wordml" xmlns:w15="http://schemas.microsoft.com/office/word/2012/wordml" xmlns:w16cid="http://schemas.microsoft.com/office/word/2016/wordml/cid" xmlns:w16se="http://schemas.microsoft.com/office/word/2015/wordml/symex" xmlns:wpg="http://schemas.microsoft.com/office/word/2010/wordprocessingGroup" xmlns:wpi="http://schemas.microsoft.com/office/word/2010/wordprocessingInk" xmlns:wne="http://schemas.microsoft.com/office/word/2006/wordml" xmlns:wps="http://schemas.microsoft.com/office/word/2010/wordprocessingShape" mc:Ignorable="w14 w15 w16se w16cid wp14">
+<w:ftr xmlns:wpc="http://schemas.microsoft.com/office/word/2010/wordprocessingCanvas" xmlns:cx="http://schemas.microsoft.com/office/drawing/2014/chartex" xmlns:cx1="http://schemas.microsoft.com/office/drawing/2015/9/8/chartex" xmlns:cx2="http://schemas.microsoft.com/office/drawing/2015/10/21/chartex" xmlns:cx3="http://schemas.microsoft.com/office/drawing/2016/5/9/chartex" xmlns:cx4="http://schemas.microsoft.com/office/drawing/2016/5/10/chartex" xmlns:cx5="http://schemas.microsoft.com/office/drawing/2016/5/11/chartex" xmlns:cx6="http://schemas.microsoft.com/office/drawing/2016/5/12/chartex" xmlns:cx7="http://schemas.microsoft.com/office/drawing/2016/5/13/chartex" xmlns:cx8="http://schemas.microsoft.com/office/drawing/2016/5/14/chartex" xmlns:mc="http://schemas.openxmlformats.org/markup-compatibility/2006" xmlns:aink="http://schemas.microsoft.com/office/drawing/2016/ink" xmlns:am3d="http://schemas.microsoft.com/office/drawing/2017/model3d" xmlns:o="urn:schemas-microsoft-com:office:office" xmlns:oel="http://schemas.microsoft.com/office/2019/extlst" xmlns:r="http://schemas.openxmlformats.org/officeDocument/2006/relationships" xmlns:m="http://schemas.openxmlformats.org/officeDocument/2006/math" xmlns:v="urn:schemas-microsoft-com:vml" xmlns:wp14="http://schemas.microsoft.com/office/word/2010/wordprocessingDrawing" xmlns:wp="http://schemas.openxmlformats.org/drawingml/2006/wordprocessingDrawing" xmlns:w10="urn:schemas-microsoft-com:office:word" xmlns:w="http://schemas.openxmlformats.org/wordprocessingml/2006/main" xmlns:w14="http://schemas.microsoft.com/office/word/2010/wordml" xmlns:w15="http://schemas.microsoft.com/office/word/2012/wordml" xmlns:w16cex="http://schemas.microsoft.com/office/word/2018/wordml/cex" xmlns:w16cid="http://schemas.microsoft.com/office/word/2016/wordml/cid" xmlns:w16="http://schemas.microsoft.com/office/word/2018/wordml" xmlns:w16du="http://schemas.microsoft.com/office/word/2023/wordml/word16du" xmlns:w16sdtdh="http://schemas.microsoft.com/office/word/2020/wordml/sdtdatahash" xmlns:w16sdtfl="http://schemas.microsoft.com/office/word/2024/wordml/sdtformatlock" xmlns:w16se="http://schemas.microsoft.com/office/word/2015/wordml/symex" xmlns:wpg="http://schemas.microsoft.com/office/word/2010/wordprocessingGroup" xmlns:wpi="http://schemas.microsoft.com/office/word/2010/wordprocessingInk" xmlns:wne="http://schemas.microsoft.com/office/word/2006/wordml" xmlns:wps="http://schemas.microsoft.com/office/word/2010/wordprocessingShape" mc:Ignorable="w14 w15 w16se w16cid w16 w16cex w16sdtdh w16sdtfl w16du wp14">
   <w:p>
     <w:pPr>
       <w:pStyle w:val="Corpsdetexte"/>
@@ -255,7 +323,7 @@
       <mc:AlternateContent>
         <mc:Choice Requires="wps">
           <w:drawing>
-            <wp:anchor distT="0" distB="0" distL="114300" distR="114300" simplePos="0" relativeHeight="251657728" behindDoc="1" locked="0" layoutInCell="1" allowOverlap="1">
+            <wp:anchor distT="0" distB="0" distL="114300" distR="114300" simplePos="0" relativeHeight="251657728" behindDoc="1" locked="0" layoutInCell="1" allowOverlap="1" wp14:anchorId="366C76A2" wp14:editId="7A0FFC97">
               <wp:simplePos x="0" y="0"/>
               <wp:positionH relativeFrom="page">
                 <wp:posOffset>6602730</wp:posOffset>
@@ -451,11 +519,11 @@
         </mc:Choice>
         <mc:Fallback>
           <w:pict>
-            <v:shapetype id="_x0000_t202" coordsize="21600,21600" o:spt="202" path="m,l,21600r21600,l21600,xe">
+            <v:shapetype w14:anchorId="366C76A2" id="_x0000_t202" coordsize="21600,21600" o:spt="202" path="m,l,21600r21600,l21600,xe">
               <v:stroke joinstyle="miter"/>
               <v:path gradientshapeok="t" o:connecttype="rect"/>
             </v:shapetype>
-            <v:shape id="docshape41" o:spid="_x0000_s1217" type="#_x0000_t202" style="position:absolute;margin-left:519.9pt;margin-top:803.85pt;width:47.1pt;height:11.8pt;z-index:-251658752;visibility:visible;mso-wrap-style:square;mso-width-percent:0;mso-height-percent:0;mso-wrap-distance-left:9pt;mso-wrap-distance-top:0;mso-wrap-distance-right:9pt;mso-wrap-distance-bottom:0;mso-position-horizontal:absolute;mso-position-horizontal-relative:page;mso-position-vertical:absolute;mso-position-vertical-relative:page;mso-width-percent:0;mso-height-percent:0;mso-width-relative:page;mso-height-relative:page;v-text-anchor:top" o:gfxdata="UEsDBBQABgAIAAAAIQC2gziS/gAAAOEBAAATAAAAW0NvbnRlbnRfVHlwZXNdLnhtbJSRQU7DMBBF&#10;90jcwfIWJU67QAgl6YK0S0CoHGBkTxKLZGx5TGhvj5O2G0SRWNoz/78nu9wcxkFMGNg6quQqL6RA&#10;0s5Y6ir5vt9lD1JwBDIwOMJKHpHlpr69KfdHjyxSmriSfYz+USnWPY7AufNIadK6MEJMx9ApD/oD&#10;OlTrorhX2lFEilmcO2RdNtjC5xDF9pCuTyYBB5bi6bQ4syoJ3g9WQ0ymaiLzg5KdCXlKLjvcW893&#10;SUOqXwnz5DrgnHtJTxOsQfEKIT7DmDSUCaxw7Rqn8787ZsmRM9e2VmPeBN4uqYvTtW7jvijg9N/y&#10;JsXecLq0q+WD6m8AAAD//wMAUEsDBBQABgAIAAAAIQA4/SH/1gAAAJQBAAALAAAAX3JlbHMvLnJl&#10;bHOkkMFqwzAMhu+DvYPRfXGawxijTi+j0GvpHsDYimMaW0Yy2fr2M4PBMnrbUb/Q94l/f/hMi1qR&#10;JVI2sOt6UJgd+ZiDgffL8ekFlFSbvV0oo4EbChzGx4f9GRdb25HMsYhqlCwG5lrLq9biZkxWOiqY&#10;22YiTra2kYMu1l1tQD30/bPm3wwYN0x18gb45AdQl1tp5j/sFB2T0FQ7R0nTNEV3j6o9feQzro1i&#10;OWA14Fm+Q8a1a8+Bvu/d/dMb2JY5uiPbhG/ktn4cqGU/er3pcvwCAAD//wMAUEsDBBQABgAIAAAA&#10;IQDC6GXfrAIAAKgFAAAOAAAAZHJzL2Uyb0RvYy54bWysVG1vmzAQ/j5p/8HydwpkJAFUUrUhTJO6&#10;F6nbD3BsE6yBzWwnpJv233c2JU1bTZq28cE62+fn7rl7uMurY9eiA9dGKFng+CLCiEuqmJC7An/5&#10;XAUpRsYSyUirJC/wPTf4avX61eXQ53ymGtUyrhGASJMPfYEba/s8DA1teEfMheq5hMta6Y5Y2Opd&#10;yDQZAL1rw1kULcJBadZrRbkxcFqOl3jl8euaU/uxrg23qC0w5Gb9qv26dWu4uiT5TpO+EfQhDfIX&#10;WXRESAh6giqJJWivxQuoTlCtjKrtBVVdqOpaUO45AJs4esbmriE991ygOKY/lcn8P1j64fBJI8EK&#10;nGAkSQctYooaFziJXXWG3uTgdNeDmz3eqCN02TM1/a2iXw2Sat0QuePXWquh4YRBdv5lePZ0xDEO&#10;ZDu8VwzCkL1VHuhY686VDoqBAB26dH/qDD9aROFwnqXxEm4oXMVJli5850KST497bexbrjrkjAJr&#10;aLwHJ4dbY4EGuE4uLpZUlWhb3/xWPjkAx/EEQsNTd+eS8L38kUXZJt2kSZDMFpsgicoyuK7WSbCo&#10;4uW8fFOu12X808WNk7wRjHHpwky6ipM/69uDwkdFnJRlVCuYg3MpGb3brluNDgR0XfnPNQuSP3ML&#10;n6bhr4HLM0rxLIluZllQLdJlkFTJPMiWURpEcXaTLaIkS8rqKaVbIfm/U0JDgbP5bD5q6bfcIv+9&#10;5EbyTliYHK3oCpyenEjuFLiRzLfWEtGO9lkpXPqPpYCKTY32enUSHcVqj9sjoDgRbxW7B+VqBcoC&#10;EcK4A6NR+jtGA4yOAptve6I5Ru07Cep3c2Yy9GRsJ4NICk8LbDEazbUd59G+12LXAPL4f0l1DX9I&#10;Lbx6H7OA1N0GxoEn8TC63Lw533uvxwG7+gUAAP//AwBQSwMEFAAGAAgAAAAhAJdbCLfhAAAADwEA&#10;AA8AAABkcnMvZG93bnJldi54bWxMj8FOwzAQRO9I/IO1SNyoHYJSGuJUFYITEiINB45O7CZW43WI&#10;3Tb8PZsT3HZ2R7Nviu3sBnY2U7AeJSQrAcxg67XFTsJn/Xr3CCxEhVoNHo2EHxNgW15fFSrX/oKV&#10;Oe9jxygEQ64k9DGOOeeh7Y1TYeVHg3Q7+MmpSHLquJ7UhcLdwO+FyLhTFulDr0bz3Jv2uD85Cbsv&#10;rF7s93vzUR0qW9cbgW/ZUcrbm3n3BCyaOf6ZYcEndCiJqfEn1IENpEW6IfZIUybWa2CLJ0kfqGCz&#10;7NIkBV4W/H+P8hcAAP//AwBQSwECLQAUAAYACAAAACEAtoM4kv4AAADhAQAAEwAAAAAAAAAAAAAA&#10;AAAAAAAAW0NvbnRlbnRfVHlwZXNdLnhtbFBLAQItABQABgAIAAAAIQA4/SH/1gAAAJQBAAALAAAA&#10;AAAAAAAAAAAAAC8BAABfcmVscy8ucmVsc1BLAQItABQABgAIAAAAIQDC6GXfrAIAAKgFAAAOAAAA&#10;AAAAAAAAAAAAAC4CAABkcnMvZTJvRG9jLnhtbFBLAQItABQABgAIAAAAIQCXWwi34QAAAA8BAAAP&#10;AAAAAAAAAAAAAAAAAAYFAABkcnMvZG93bnJldi54bWxQSwUGAAAAAAQABADzAAAAFAYAAAAA&#10;" filled="f" stroked="f">
+            <v:shape id="docshape41" o:spid="_x0000_s1027" type="#_x0000_t202" style="position:absolute;margin-left:519.9pt;margin-top:803.85pt;width:47.1pt;height:11.8pt;z-index:-251658752;visibility:visible;mso-wrap-style:square;mso-width-percent:0;mso-height-percent:0;mso-wrap-distance-left:9pt;mso-wrap-distance-top:0;mso-wrap-distance-right:9pt;mso-wrap-distance-bottom:0;mso-position-horizontal:absolute;mso-position-horizontal-relative:page;mso-position-vertical:absolute;mso-position-vertical-relative:page;mso-width-percent:0;mso-height-percent:0;mso-width-relative:page;mso-height-relative:page;v-text-anchor:top" o:gfxdata="UEsDBBQABgAIAAAAIQC2gziS/gAAAOEBAAATAAAAW0NvbnRlbnRfVHlwZXNdLnhtbJSRQU7DMBBF&#10;90jcwfIWJU67QAgl6YK0S0CoHGBkTxKLZGx5TGhvj5O2G0SRWNoz/78nu9wcxkFMGNg6quQqL6RA&#10;0s5Y6ir5vt9lD1JwBDIwOMJKHpHlpr69KfdHjyxSmriSfYz+USnWPY7AufNIadK6MEJMx9ApD/oD&#10;OlTrorhX2lFEilmcO2RdNtjC5xDF9pCuTyYBB5bi6bQ4syoJ3g9WQ0ymaiLzg5KdCXlKLjvcW893&#10;SUOqXwnz5DrgnHtJTxOsQfEKIT7DmDSUCaxw7Rqn8787ZsmRM9e2VmPeBN4uqYvTtW7jvijg9N/y&#10;JsXecLq0q+WD6m8AAAD//wMAUEsDBBQABgAIAAAAIQA4/SH/1gAAAJQBAAALAAAAX3JlbHMvLnJl&#10;bHOkkMFqwzAMhu+DvYPRfXGawxijTi+j0GvpHsDYimMaW0Yy2fr2M4PBMnrbUb/Q94l/f/hMi1qR&#10;JVI2sOt6UJgd+ZiDgffL8ekFlFSbvV0oo4EbChzGx4f9GRdb25HMsYhqlCwG5lrLq9biZkxWOiqY&#10;22YiTra2kYMu1l1tQD30/bPm3wwYN0x18gb45AdQl1tp5j/sFB2T0FQ7R0nTNEV3j6o9feQzro1i&#10;OWA14Fm+Q8a1a8+Bvu/d/dMb2JY5uiPbhG/ktn4cqGU/er3pcvwCAAD//wMAUEsDBBQABgAIAAAA&#10;IQC9i80o1gEAAJADAAAOAAAAZHJzL2Uyb0RvYy54bWysU9tu1DAQfUfiHyy/s9lUULbRZqvSqgip&#10;UKTCBziOnUQkHjPj3WT5esbOZsvlDfFiTWbGx+ecmWyvp6EXB4PUgStlvlpLYZyGunNNKb9+uX+1&#10;kYKCcrXqwZlSHg3J693LF9vRF+YCWuhrg4JBHBWjL2Ubgi+yjHRrBkUr8MZx0QIOKvAnNlmNamT0&#10;oc8u1uvLbASsPYI2RJy9m4tyl/CtNTo8WksmiL6UzC2kE9NZxTPbbVXRoPJtp0801D+wGFTn+NEz&#10;1J0KSuyx+wtq6DQCgQ0rDUMG1nbaJA2sJl//oeapVd4kLWwO+bNN9P9g9afDk/+MIkzvYOIBJhHk&#10;H0B/I+HgtlWuMTeIMLZG1fxwHi3LRk/F6Wq0mgqKINX4EWoestoHSECTxSG6wjoFo/MAjmfTzRSE&#10;5uSbq03+liuaS/nrq81lGkqmiuWyRwrvDQwiBqVEnmkCV4cHCpGMKpaW+JaD+67v01x791uCG2Mm&#10;kY98Z+ZhqibujiIqqI8sA2FeE15rDlrAH1KMvCKlpO97hUaK/oNjK+I+LQEuQbUEymm+WsogxRze&#10;hnnv9h67pmXk2WwHN2yX7ZKUZxYnnjz2pPC0onGvfv1OXc8/0u4nAAAA//8DAFBLAwQUAAYACAAA&#10;ACEAl1sIt+EAAAAPAQAADwAAAGRycy9kb3ducmV2LnhtbEyPwU7DMBBE70j8g7VI3KgdglIa4lQV&#10;ghMSIg0Hjk7sJlbjdYjdNvw9mxPcdnZHs2+K7ewGdjZTsB4lJCsBzGDrtcVOwmf9evcILESFWg0e&#10;jYQfE2BbXl8VKtf+gpU572PHKARDriT0MY4556HtjVNh5UeDdDv4yalIcuq4ntSFwt3A74XIuFMW&#10;6UOvRvPcm/a4PzkJuy+sXuz3e/NRHSpb1xuBb9lRytubefcELJo5/plhwSd0KImp8SfUgQ2kRboh&#10;9khTJtZrYIsnSR+oYLPs0iQFXhb8f4/yFwAA//8DAFBLAQItABQABgAIAAAAIQC2gziS/gAAAOEB&#10;AAATAAAAAAAAAAAAAAAAAAAAAABbQ29udGVudF9UeXBlc10ueG1sUEsBAi0AFAAGAAgAAAAhADj9&#10;If/WAAAAlAEAAAsAAAAAAAAAAAAAAAAALwEAAF9yZWxzLy5yZWxzUEsBAi0AFAAGAAgAAAAhAL2L&#10;zSjWAQAAkAMAAA4AAAAAAAAAAAAAAAAALgIAAGRycy9lMm9Eb2MueG1sUEsBAi0AFAAGAAgAAAAh&#10;AJdbCLfhAAAADwEAAA8AAAAAAAAAAAAAAAAAMAQAAGRycy9kb3ducmV2LnhtbFBLBQYAAAAABAAE&#10;APMAAAA+BQAAAAA=&#10;" filled="f" stroked="f">
               <v:textbox inset="0,0,0,0">
                 <w:txbxContent>
                   <w:p>
@@ -593,7 +661,7 @@
 </file>
 
 <file path=word/footer3.xml><?xml version="1.0" encoding="utf-8"?>
-<w:ftr xmlns:wpc="http://schemas.microsoft.com/office/word/2010/wordprocessingCanvas" xmlns:cx="http://schemas.microsoft.com/office/drawing/2014/chartex" xmlns:cx1="http://schemas.microsoft.com/office/drawing/2015/9/8/chartex" xmlns:cx2="http://schemas.microsoft.com/office/drawing/2015/10/21/chartex" xmlns:cx3="http://schemas.microsoft.com/office/drawing/2016/5/9/chartex" xmlns:cx4="http://schemas.microsoft.com/office/drawing/2016/5/10/chartex" xmlns:cx5="http://schemas.microsoft.com/office/drawing/2016/5/11/chartex" xmlns:cx6="http://schemas.microsoft.com/office/drawing/2016/5/12/chartex" xmlns:cx7="http://schemas.microsoft.com/office/drawing/2016/5/13/chartex" xmlns:cx8="http://schemas.microsoft.com/office/drawing/2016/5/14/chartex" xmlns:mc="http://schemas.openxmlformats.org/markup-compatibility/2006" xmlns:aink="http://schemas.microsoft.com/office/drawing/2016/ink" xmlns:am3d="http://schemas.microsoft.com/office/drawing/2017/model3d" xmlns:o="urn:schemas-microsoft-com:office:office" xmlns:r="http://schemas.openxmlformats.org/officeDocument/2006/relationships" xmlns:m="http://schemas.openxmlformats.org/officeDocument/2006/math" xmlns:v="urn:schemas-microsoft-com:vml" xmlns:wp14="http://schemas.microsoft.com/office/word/2010/wordprocessingDrawing" xmlns:wp="http://schemas.openxmlformats.org/drawingml/2006/wordprocessingDrawing" xmlns:w10="urn:schemas-microsoft-com:office:word" xmlns:w="http://schemas.openxmlformats.org/wordprocessingml/2006/main" xmlns:w14="http://schemas.microsoft.com/office/word/2010/wordml" xmlns:w15="http://schemas.microsoft.com/office/word/2012/wordml" xmlns:w16cid="http://schemas.microsoft.com/office/word/2016/wordml/cid" xmlns:w16se="http://schemas.microsoft.com/office/word/2015/wordml/symex" xmlns:wpg="http://schemas.microsoft.com/office/word/2010/wordprocessingGroup" xmlns:wpi="http://schemas.microsoft.com/office/word/2010/wordprocessingInk" xmlns:wne="http://schemas.microsoft.com/office/word/2006/wordml" xmlns:wps="http://schemas.microsoft.com/office/word/2010/wordprocessingShape" mc:Ignorable="w14 w15 w16se w16cid wp14">
+<w:ftr xmlns:wpc="http://schemas.microsoft.com/office/word/2010/wordprocessingCanvas" xmlns:cx="http://schemas.microsoft.com/office/drawing/2014/chartex" xmlns:cx1="http://schemas.microsoft.com/office/drawing/2015/9/8/chartex" xmlns:cx2="http://schemas.microsoft.com/office/drawing/2015/10/21/chartex" xmlns:cx3="http://schemas.microsoft.com/office/drawing/2016/5/9/chartex" xmlns:cx4="http://schemas.microsoft.com/office/drawing/2016/5/10/chartex" xmlns:cx5="http://schemas.microsoft.com/office/drawing/2016/5/11/chartex" xmlns:cx6="http://schemas.microsoft.com/office/drawing/2016/5/12/chartex" xmlns:cx7="http://schemas.microsoft.com/office/drawing/2016/5/13/chartex" xmlns:cx8="http://schemas.microsoft.com/office/drawing/2016/5/14/chartex" xmlns:mc="http://schemas.openxmlformats.org/markup-compatibility/2006" xmlns:aink="http://schemas.microsoft.com/office/drawing/2016/ink" xmlns:am3d="http://schemas.microsoft.com/office/drawing/2017/model3d" xmlns:o="urn:schemas-microsoft-com:office:office" xmlns:oel="http://schemas.microsoft.com/office/2019/extlst" xmlns:r="http://schemas.openxmlformats.org/officeDocument/2006/relationships" xmlns:m="http://schemas.openxmlformats.org/officeDocument/2006/math" xmlns:v="urn:schemas-microsoft-com:vml" xmlns:wp14="http://schemas.microsoft.com/office/word/2010/wordprocessingDrawing" xmlns:wp="http://schemas.openxmlformats.org/drawingml/2006/wordprocessingDrawing" xmlns:w10="urn:schemas-microsoft-com:office:word" xmlns:w="http://schemas.openxmlformats.org/wordprocessingml/2006/main" xmlns:w14="http://schemas.microsoft.com/office/word/2010/wordml" xmlns:w15="http://schemas.microsoft.com/office/word/2012/wordml" xmlns:w16cex="http://schemas.microsoft.com/office/word/2018/wordml/cex" xmlns:w16cid="http://schemas.microsoft.com/office/word/2016/wordml/cid" xmlns:w16="http://schemas.microsoft.com/office/word/2018/wordml" xmlns:w16du="http://schemas.microsoft.com/office/word/2023/wordml/word16du" xmlns:w16sdtdh="http://schemas.microsoft.com/office/word/2020/wordml/sdtdatahash" xmlns:w16sdtfl="http://schemas.microsoft.com/office/word/2024/wordml/sdtformatlock" xmlns:w16se="http://schemas.microsoft.com/office/word/2015/wordml/symex" xmlns:wpg="http://schemas.microsoft.com/office/word/2010/wordprocessingGroup" xmlns:wpi="http://schemas.microsoft.com/office/word/2010/wordprocessingInk" xmlns:wne="http://schemas.microsoft.com/office/word/2006/wordml" xmlns:wps="http://schemas.microsoft.com/office/word/2010/wordprocessingShape" mc:Ignorable="w14 w15 w16se w16cid w16 w16cex w16sdtdh w16sdtfl w16du wp14">
   <w:p>
     <w:pPr>
       <w:pStyle w:val="Pieddepage"/>
@@ -603,7 +671,7 @@
 </file>
 
 <file path=word/footnotes.xml><?xml version="1.0" encoding="utf-8"?>
-<w:footnotes xmlns:wpc="http://schemas.microsoft.com/office/word/2010/wordprocessingCanvas" xmlns:cx="http://schemas.microsoft.com/office/drawing/2014/chartex" xmlns:cx1="http://schemas.microsoft.com/office/drawing/2015/9/8/chartex" xmlns:cx2="http://schemas.microsoft.com/office/drawing/2015/10/21/chartex" xmlns:cx3="http://schemas.microsoft.com/office/drawing/2016/5/9/chartex" xmlns:cx4="http://schemas.microsoft.com/office/drawing/2016/5/10/chartex" xmlns:cx5="http://schemas.microsoft.com/office/drawing/2016/5/11/chartex" xmlns:cx6="http://schemas.microsoft.com/office/drawing/2016/5/12/chartex" xmlns:cx7="http://schemas.microsoft.com/office/drawing/2016/5/13/chartex" xmlns:cx8="http://schemas.microsoft.com/office/drawing/2016/5/14/chartex" xmlns:mc="http://schemas.openxmlformats.org/markup-compatibility/2006" xmlns:aink="http://schemas.microsoft.com/office/drawing/2016/ink" xmlns:am3d="http://schemas.microsoft.com/office/drawing/2017/model3d" xmlns:o="urn:schemas-microsoft-com:office:office" xmlns:r="http://schemas.openxmlformats.org/officeDocument/2006/relationships" xmlns:m="http://schemas.openxmlformats.org/officeDocument/2006/math" xmlns:v="urn:schemas-microsoft-com:vml" xmlns:wp14="http://schemas.microsoft.com/office/word/2010/wordprocessingDrawing" xmlns:wp="http://schemas.openxmlformats.org/drawingml/2006/wordprocessingDrawing" xmlns:w10="urn:schemas-microsoft-com:office:word" xmlns:w="http://schemas.openxmlformats.org/wordprocessingml/2006/main" xmlns:w14="http://schemas.microsoft.com/office/word/2010/wordml" xmlns:w15="http://schemas.microsoft.com/office/word/2012/wordml" xmlns:w16cid="http://schemas.microsoft.com/office/word/2016/wordml/cid" xmlns:w16se="http://schemas.microsoft.com/office/word/2015/wordml/symex" xmlns:wpg="http://schemas.microsoft.com/office/word/2010/wordprocessingGroup" xmlns:wpi="http://schemas.microsoft.com/office/word/2010/wordprocessingInk" xmlns:wne="http://schemas.microsoft.com/office/word/2006/wordml" xmlns:wps="http://schemas.microsoft.com/office/word/2010/wordprocessingShape" mc:Ignorable="w14 w15 w16se w16cid wp14">
+<w:footnotes xmlns:wpc="http://schemas.microsoft.com/office/word/2010/wordprocessingCanvas" xmlns:cx="http://schemas.microsoft.com/office/drawing/2014/chartex" xmlns:cx1="http://schemas.microsoft.com/office/drawing/2015/9/8/chartex" xmlns:cx2="http://schemas.microsoft.com/office/drawing/2015/10/21/chartex" xmlns:cx3="http://schemas.microsoft.com/office/drawing/2016/5/9/chartex" xmlns:cx4="http://schemas.microsoft.com/office/drawing/2016/5/10/chartex" xmlns:cx5="http://schemas.microsoft.com/office/drawing/2016/5/11/chartex" xmlns:cx6="http://schemas.microsoft.com/office/drawing/2016/5/12/chartex" xmlns:cx7="http://schemas.microsoft.com/office/drawing/2016/5/13/chartex" xmlns:cx8="http://schemas.microsoft.com/office/drawing/2016/5/14/chartex" xmlns:mc="http://schemas.openxmlformats.org/markup-compatibility/2006" xmlns:aink="http://schemas.microsoft.com/office/drawing/2016/ink" xmlns:am3d="http://schemas.microsoft.com/office/drawing/2017/model3d" xmlns:o="urn:schemas-microsoft-com:office:office" xmlns:oel="http://schemas.microsoft.com/office/2019/extlst" xmlns:r="http://schemas.openxmlformats.org/officeDocument/2006/relationships" xmlns:m="http://schemas.openxmlformats.org/officeDocument/2006/math" xmlns:v="urn:schemas-microsoft-com:vml" xmlns:wp14="http://schemas.microsoft.com/office/word/2010/wordprocessingDrawing" xmlns:wp="http://schemas.openxmlformats.org/drawingml/2006/wordprocessingDrawing" xmlns:w10="urn:schemas-microsoft-com:office:word" xmlns:w="http://schemas.openxmlformats.org/wordprocessingml/2006/main" xmlns:w14="http://schemas.microsoft.com/office/word/2010/wordml" xmlns:w15="http://schemas.microsoft.com/office/word/2012/wordml" xmlns:w16cex="http://schemas.microsoft.com/office/word/2018/wordml/cex" xmlns:w16cid="http://schemas.microsoft.com/office/word/2016/wordml/cid" xmlns:w16="http://schemas.microsoft.com/office/word/2018/wordml" xmlns:w16du="http://schemas.microsoft.com/office/word/2023/wordml/word16du" xmlns:w16sdtdh="http://schemas.microsoft.com/office/word/2020/wordml/sdtdatahash" xmlns:w16sdtfl="http://schemas.microsoft.com/office/word/2024/wordml/sdtformatlock" xmlns:w16se="http://schemas.microsoft.com/office/word/2015/wordml/symex" xmlns:wpg="http://schemas.microsoft.com/office/word/2010/wordprocessingGroup" xmlns:wpi="http://schemas.microsoft.com/office/word/2010/wordprocessingInk" xmlns:wne="http://schemas.microsoft.com/office/word/2006/wordml" xmlns:wps="http://schemas.microsoft.com/office/word/2010/wordprocessingShape" mc:Ignorable="w14 w15 w16se w16cid w16 w16cex w16sdtdh w16sdtfl w16du wp14">
   <w:footnote w:type="separator" w:id="-1">
     <w:p>
       <w:r>
@@ -622,7 +690,7 @@
 </file>
 
 <file path=word/header1.xml><?xml version="1.0" encoding="utf-8"?>
-<w:hdr xmlns:wpc="http://schemas.microsoft.com/office/word/2010/wordprocessingCanvas" xmlns:cx="http://schemas.microsoft.com/office/drawing/2014/chartex" xmlns:cx1="http://schemas.microsoft.com/office/drawing/2015/9/8/chartex" xmlns:cx2="http://schemas.microsoft.com/office/drawing/2015/10/21/chartex" xmlns:cx3="http://schemas.microsoft.com/office/drawing/2016/5/9/chartex" xmlns:cx4="http://schemas.microsoft.com/office/drawing/2016/5/10/chartex" xmlns:cx5="http://schemas.microsoft.com/office/drawing/2016/5/11/chartex" xmlns:cx6="http://schemas.microsoft.com/office/drawing/2016/5/12/chartex" xmlns:cx7="http://schemas.microsoft.com/office/drawing/2016/5/13/chartex" xmlns:cx8="http://schemas.microsoft.com/office/drawing/2016/5/14/chartex" xmlns:mc="http://schemas.openxmlformats.org/markup-compatibility/2006" xmlns:aink="http://schemas.microsoft.com/office/drawing/2016/ink" xmlns:am3d="http://schemas.microsoft.com/office/drawing/2017/model3d" xmlns:o="urn:schemas-microsoft-com:office:office" xmlns:r="http://schemas.openxmlformats.org/officeDocument/2006/relationships" xmlns:m="http://schemas.openxmlformats.org/officeDocument/2006/math" xmlns:v="urn:schemas-microsoft-com:vml" xmlns:wp14="http://schemas.microsoft.com/office/word/2010/wordprocessingDrawing" xmlns:wp="http://schemas.openxmlformats.org/drawingml/2006/wordprocessingDrawing" xmlns:w10="urn:schemas-microsoft-com:office:word" xmlns:w="http://schemas.openxmlformats.org/wordprocessingml/2006/main" xmlns:w14="http://schemas.microsoft.com/office/word/2010/wordml" xmlns:w15="http://schemas.microsoft.com/office/word/2012/wordml" xmlns:w16cid="http://schemas.microsoft.com/office/word/2016/wordml/cid" xmlns:w16se="http://schemas.microsoft.com/office/word/2015/wordml/symex" xmlns:wpg="http://schemas.microsoft.com/office/word/2010/wordprocessingGroup" xmlns:wpi="http://schemas.microsoft.com/office/word/2010/wordprocessingInk" xmlns:wne="http://schemas.microsoft.com/office/word/2006/wordml" xmlns:wps="http://schemas.microsoft.com/office/word/2010/wordprocessingShape" mc:Ignorable="w14 w15 w16se w16cid wp14">
+<w:hdr xmlns:wpc="http://schemas.microsoft.com/office/word/2010/wordprocessingCanvas" xmlns:cx="http://schemas.microsoft.com/office/drawing/2014/chartex" xmlns:cx1="http://schemas.microsoft.com/office/drawing/2015/9/8/chartex" xmlns:cx2="http://schemas.microsoft.com/office/drawing/2015/10/21/chartex" xmlns:cx3="http://schemas.microsoft.com/office/drawing/2016/5/9/chartex" xmlns:cx4="http://schemas.microsoft.com/office/drawing/2016/5/10/chartex" xmlns:cx5="http://schemas.microsoft.com/office/drawing/2016/5/11/chartex" xmlns:cx6="http://schemas.microsoft.com/office/drawing/2016/5/12/chartex" xmlns:cx7="http://schemas.microsoft.com/office/drawing/2016/5/13/chartex" xmlns:cx8="http://schemas.microsoft.com/office/drawing/2016/5/14/chartex" xmlns:mc="http://schemas.openxmlformats.org/markup-compatibility/2006" xmlns:aink="http://schemas.microsoft.com/office/drawing/2016/ink" xmlns:am3d="http://schemas.microsoft.com/office/drawing/2017/model3d" xmlns:o="urn:schemas-microsoft-com:office:office" xmlns:oel="http://schemas.microsoft.com/office/2019/extlst" xmlns:r="http://schemas.openxmlformats.org/officeDocument/2006/relationships" xmlns:m="http://schemas.openxmlformats.org/officeDocument/2006/math" xmlns:v="urn:schemas-microsoft-com:vml" xmlns:wp14="http://schemas.microsoft.com/office/word/2010/wordprocessingDrawing" xmlns:wp="http://schemas.openxmlformats.org/drawingml/2006/wordprocessingDrawing" xmlns:w10="urn:schemas-microsoft-com:office:word" xmlns:w="http://schemas.openxmlformats.org/wordprocessingml/2006/main" xmlns:w14="http://schemas.microsoft.com/office/word/2010/wordml" xmlns:w15="http://schemas.microsoft.com/office/word/2012/wordml" xmlns:w16cex="http://schemas.microsoft.com/office/word/2018/wordml/cex" xmlns:w16cid="http://schemas.microsoft.com/office/word/2016/wordml/cid" xmlns:w16="http://schemas.microsoft.com/office/word/2018/wordml" xmlns:w16du="http://schemas.microsoft.com/office/word/2023/wordml/word16du" xmlns:w16sdtdh="http://schemas.microsoft.com/office/word/2020/wordml/sdtdatahash" xmlns:w16sdtfl="http://schemas.microsoft.com/office/word/2024/wordml/sdtformatlock" xmlns:w16se="http://schemas.microsoft.com/office/word/2015/wordml/symex" xmlns:wpg="http://schemas.microsoft.com/office/word/2010/wordprocessingGroup" xmlns:wpi="http://schemas.microsoft.com/office/word/2010/wordprocessingInk" xmlns:wne="http://schemas.microsoft.com/office/word/2006/wordml" xmlns:wps="http://schemas.microsoft.com/office/word/2010/wordprocessingShape" mc:Ignorable="w14 w15 w16se w16cid w16 w16cex w16sdtdh w16sdtfl w16du wp14">
   <w:p>
     <w:pPr>
       <w:pStyle w:val="En-tte"/>
@@ -632,7 +700,7 @@
 </file>
 
 <file path=word/header2.xml><?xml version="1.0" encoding="utf-8"?>
-<w:hdr xmlns:wpc="http://schemas.microsoft.com/office/word/2010/wordprocessingCanvas" xmlns:cx="http://schemas.microsoft.com/office/drawing/2014/chartex" xmlns:cx1="http://schemas.microsoft.com/office/drawing/2015/9/8/chartex" xmlns:cx2="http://schemas.microsoft.com/office/drawing/2015/10/21/chartex" xmlns:cx3="http://schemas.microsoft.com/office/drawing/2016/5/9/chartex" xmlns:cx4="http://schemas.microsoft.com/office/drawing/2016/5/10/chartex" xmlns:cx5="http://schemas.microsoft.com/office/drawing/2016/5/11/chartex" xmlns:cx6="http://schemas.microsoft.com/office/drawing/2016/5/12/chartex" xmlns:cx7="http://schemas.microsoft.com/office/drawing/2016/5/13/chartex" xmlns:cx8="http://schemas.microsoft.com/office/drawing/2016/5/14/chartex" xmlns:mc="http://schemas.openxmlformats.org/markup-compatibility/2006" xmlns:aink="http://schemas.microsoft.com/office/drawing/2016/ink" xmlns:am3d="http://schemas.microsoft.com/office/drawing/2017/model3d" xmlns:o="urn:schemas-microsoft-com:office:office" xmlns:r="http://schemas.openxmlformats.org/officeDocument/2006/relationships" xmlns:m="http://schemas.openxmlformats.org/officeDocument/2006/math" xmlns:v="urn:schemas-microsoft-com:vml" xmlns:wp14="http://schemas.microsoft.com/office/word/2010/wordprocessingDrawing" xmlns:wp="http://schemas.openxmlformats.org/drawingml/2006/wordprocessingDrawing" xmlns:w10="urn:schemas-microsoft-com:office:word" xmlns:w="http://schemas.openxmlformats.org/wordprocessingml/2006/main" xmlns:w14="http://schemas.microsoft.com/office/word/2010/wordml" xmlns:w15="http://schemas.microsoft.com/office/word/2012/wordml" xmlns:w16cid="http://schemas.microsoft.com/office/word/2016/wordml/cid" xmlns:w16se="http://schemas.microsoft.com/office/word/2015/wordml/symex" xmlns:wpg="http://schemas.microsoft.com/office/word/2010/wordprocessingGroup" xmlns:wpi="http://schemas.microsoft.com/office/word/2010/wordprocessingInk" xmlns:wne="http://schemas.microsoft.com/office/word/2006/wordml" xmlns:wps="http://schemas.microsoft.com/office/word/2010/wordprocessingShape" mc:Ignorable="w14 w15 w16se w16cid wp14">
+<w:hdr xmlns:wpc="http://schemas.microsoft.com/office/word/2010/wordprocessingCanvas" xmlns:cx="http://schemas.microsoft.com/office/drawing/2014/chartex" xmlns:cx1="http://schemas.microsoft.com/office/drawing/2015/9/8/chartex" xmlns:cx2="http://schemas.microsoft.com/office/drawing/2015/10/21/chartex" xmlns:cx3="http://schemas.microsoft.com/office/drawing/2016/5/9/chartex" xmlns:cx4="http://schemas.microsoft.com/office/drawing/2016/5/10/chartex" xmlns:cx5="http://schemas.microsoft.com/office/drawing/2016/5/11/chartex" xmlns:cx6="http://schemas.microsoft.com/office/drawing/2016/5/12/chartex" xmlns:cx7="http://schemas.microsoft.com/office/drawing/2016/5/13/chartex" xmlns:cx8="http://schemas.microsoft.com/office/drawing/2016/5/14/chartex" xmlns:mc="http://schemas.openxmlformats.org/markup-compatibility/2006" xmlns:aink="http://schemas.microsoft.com/office/drawing/2016/ink" xmlns:am3d="http://schemas.microsoft.com/office/drawing/2017/model3d" xmlns:o="urn:schemas-microsoft-com:office:office" xmlns:oel="http://schemas.microsoft.com/office/2019/extlst" xmlns:r="http://schemas.openxmlformats.org/officeDocument/2006/relationships" xmlns:m="http://schemas.openxmlformats.org/officeDocument/2006/math" xmlns:v="urn:schemas-microsoft-com:vml" xmlns:wp14="http://schemas.microsoft.com/office/word/2010/wordprocessingDrawing" xmlns:wp="http://schemas.openxmlformats.org/drawingml/2006/wordprocessingDrawing" xmlns:w10="urn:schemas-microsoft-com:office:word" xmlns:w="http://schemas.openxmlformats.org/wordprocessingml/2006/main" xmlns:w14="http://schemas.microsoft.com/office/word/2010/wordml" xmlns:w15="http://schemas.microsoft.com/office/word/2012/wordml" xmlns:w16cex="http://schemas.microsoft.com/office/word/2018/wordml/cex" xmlns:w16cid="http://schemas.microsoft.com/office/word/2016/wordml/cid" xmlns:w16="http://schemas.microsoft.com/office/word/2018/wordml" xmlns:w16du="http://schemas.microsoft.com/office/word/2023/wordml/word16du" xmlns:w16sdtdh="http://schemas.microsoft.com/office/word/2020/wordml/sdtdatahash" xmlns:w16sdtfl="http://schemas.microsoft.com/office/word/2024/wordml/sdtformatlock" xmlns:w16se="http://schemas.microsoft.com/office/word/2015/wordml/symex" xmlns:wpg="http://schemas.microsoft.com/office/word/2010/wordprocessingGroup" xmlns:wpi="http://schemas.microsoft.com/office/word/2010/wordprocessingInk" xmlns:wne="http://schemas.microsoft.com/office/word/2006/wordml" xmlns:wps="http://schemas.microsoft.com/office/word/2010/wordprocessingShape" mc:Ignorable="w14 w15 w16se w16cid w16 w16cex w16sdtdh w16sdtfl w16du wp14">
   <w:p>
     <w:pPr>
       <w:pStyle w:val="Corpsdetexte"/>
@@ -646,7 +714,7 @@
 </file>
 
 <file path=word/header3.xml><?xml version="1.0" encoding="utf-8"?>
-<w:hdr xmlns:wpc="http://schemas.microsoft.com/office/word/2010/wordprocessingCanvas" xmlns:cx="http://schemas.microsoft.com/office/drawing/2014/chartex" xmlns:cx1="http://schemas.microsoft.com/office/drawing/2015/9/8/chartex" xmlns:cx2="http://schemas.microsoft.com/office/drawing/2015/10/21/chartex" xmlns:cx3="http://schemas.microsoft.com/office/drawing/2016/5/9/chartex" xmlns:cx4="http://schemas.microsoft.com/office/drawing/2016/5/10/chartex" xmlns:cx5="http://schemas.microsoft.com/office/drawing/2016/5/11/chartex" xmlns:cx6="http://schemas.microsoft.com/office/drawing/2016/5/12/chartex" xmlns:cx7="http://schemas.microsoft.com/office/drawing/2016/5/13/chartex" xmlns:cx8="http://schemas.microsoft.com/office/drawing/2016/5/14/chartex" xmlns:mc="http://schemas.openxmlformats.org/markup-compatibility/2006" xmlns:aink="http://schemas.microsoft.com/office/drawing/2016/ink" xmlns:am3d="http://schemas.microsoft.com/office/drawing/2017/model3d" xmlns:o="urn:schemas-microsoft-com:office:office" xmlns:r="http://schemas.openxmlformats.org/officeDocument/2006/relationships" xmlns:m="http://schemas.openxmlformats.org/officeDocument/2006/math" xmlns:v="urn:schemas-microsoft-com:vml" xmlns:wp14="http://schemas.microsoft.com/office/word/2010/wordprocessingDrawing" xmlns:wp="http://schemas.openxmlformats.org/drawingml/2006/wordprocessingDrawing" xmlns:w10="urn:schemas-microsoft-com:office:word" xmlns:w="http://schemas.openxmlformats.org/wordprocessingml/2006/main" xmlns:w14="http://schemas.microsoft.com/office/word/2010/wordml" xmlns:w15="http://schemas.microsoft.com/office/word/2012/wordml" xmlns:w16cid="http://schemas.microsoft.com/office/word/2016/wordml/cid" xmlns:w16se="http://schemas.microsoft.com/office/word/2015/wordml/symex" xmlns:wpg="http://schemas.microsoft.com/office/word/2010/wordprocessingGroup" xmlns:wpi="http://schemas.microsoft.com/office/word/2010/wordprocessingInk" xmlns:wne="http://schemas.microsoft.com/office/word/2006/wordml" xmlns:wps="http://schemas.microsoft.com/office/word/2010/wordprocessingShape" mc:Ignorable="w14 w15 w16se w16cid wp14">
+<w:hdr xmlns:wpc="http://schemas.microsoft.com/office/word/2010/wordprocessingCanvas" xmlns:cx="http://schemas.microsoft.com/office/drawing/2014/chartex" xmlns:cx1="http://schemas.microsoft.com/office/drawing/2015/9/8/chartex" xmlns:cx2="http://schemas.microsoft.com/office/drawing/2015/10/21/chartex" xmlns:cx3="http://schemas.microsoft.com/office/drawing/2016/5/9/chartex" xmlns:cx4="http://schemas.microsoft.com/office/drawing/2016/5/10/chartex" xmlns:cx5="http://schemas.microsoft.com/office/drawing/2016/5/11/chartex" xmlns:cx6="http://schemas.microsoft.com/office/drawing/2016/5/12/chartex" xmlns:cx7="http://schemas.microsoft.com/office/drawing/2016/5/13/chartex" xmlns:cx8="http://schemas.microsoft.com/office/drawing/2016/5/14/chartex" xmlns:mc="http://schemas.openxmlformats.org/markup-compatibility/2006" xmlns:aink="http://schemas.microsoft.com/office/drawing/2016/ink" xmlns:am3d="http://schemas.microsoft.com/office/drawing/2017/model3d" xmlns:o="urn:schemas-microsoft-com:office:office" xmlns:oel="http://schemas.microsoft.com/office/2019/extlst" xmlns:r="http://schemas.openxmlformats.org/officeDocument/2006/relationships" xmlns:m="http://schemas.openxmlformats.org/officeDocument/2006/math" xmlns:v="urn:schemas-microsoft-com:vml" xmlns:wp14="http://schemas.microsoft.com/office/word/2010/wordprocessingDrawing" xmlns:wp="http://schemas.openxmlformats.org/drawingml/2006/wordprocessingDrawing" xmlns:w10="urn:schemas-microsoft-com:office:word" xmlns:w="http://schemas.openxmlformats.org/wordprocessingml/2006/main" xmlns:w14="http://schemas.microsoft.com/office/word/2010/wordml" xmlns:w15="http://schemas.microsoft.com/office/word/2012/wordml" xmlns:w16cex="http://schemas.microsoft.com/office/word/2018/wordml/cex" xmlns:w16cid="http://schemas.microsoft.com/office/word/2016/wordml/cid" xmlns:w16="http://schemas.microsoft.com/office/word/2018/wordml" xmlns:w16du="http://schemas.microsoft.com/office/word/2023/wordml/word16du" xmlns:w16sdtdh="http://schemas.microsoft.com/office/word/2020/wordml/sdtdatahash" xmlns:w16sdtfl="http://schemas.microsoft.com/office/word/2024/wordml/sdtformatlock" xmlns:w16se="http://schemas.microsoft.com/office/word/2015/wordml/symex" xmlns:wpg="http://schemas.microsoft.com/office/word/2010/wordprocessingGroup" xmlns:wpi="http://schemas.microsoft.com/office/word/2010/wordprocessingInk" xmlns:wne="http://schemas.microsoft.com/office/word/2006/wordml" xmlns:wps="http://schemas.microsoft.com/office/word/2010/wordprocessingShape" mc:Ignorable="w14 w15 w16se w16cid w16 w16cex w16sdtdh w16sdtfl w16du wp14">
   <w:p>
     <w:pPr>
       <w:pStyle w:val="En-tte"/>
@@ -656,7 +724,7 @@
 </file>
 
 <file path=word/numbering.xml><?xml version="1.0" encoding="utf-8"?>
-<w:numbering xmlns:wpc="http://schemas.microsoft.com/office/word/2010/wordprocessingCanvas" xmlns:cx="http://schemas.microsoft.com/office/drawing/2014/chartex" xmlns:cx1="http://schemas.microsoft.com/office/drawing/2015/9/8/chartex" xmlns:cx2="http://schemas.microsoft.com/office/drawing/2015/10/21/chartex" xmlns:cx3="http://schemas.microsoft.com/office/drawing/2016/5/9/chartex" xmlns:cx4="http://schemas.microsoft.com/office/drawing/2016/5/10/chartex" xmlns:cx5="http://schemas.microsoft.com/office/drawing/2016/5/11/chartex" xmlns:cx6="http://schemas.microsoft.com/office/drawing/2016/5/12/chartex" xmlns:cx7="http://schemas.microsoft.com/office/drawing/2016/5/13/chartex" xmlns:cx8="http://schemas.microsoft.com/office/drawing/2016/5/14/chartex" xmlns:mc="http://schemas.openxmlformats.org/markup-compatibility/2006" xmlns:aink="http://schemas.microsoft.com/office/drawing/2016/ink" xmlns:am3d="http://schemas.microsoft.com/office/drawing/2017/model3d" xmlns:o="urn:schemas-microsoft-com:office:office" xmlns:r="http://schemas.openxmlformats.org/officeDocument/2006/relationships" xmlns:m="http://schemas.openxmlformats.org/officeDocument/2006/math" xmlns:v="urn:schemas-microsoft-com:vml" xmlns:wp14="http://schemas.microsoft.com/office/word/2010/wordprocessingDrawing" xmlns:wp="http://schemas.openxmlformats.org/drawingml/2006/wordprocessingDrawing" xmlns:w10="urn:schemas-microsoft-com:office:word" xmlns:w="http://schemas.openxmlformats.org/wordprocessingml/2006/main" xmlns:w14="http://schemas.microsoft.com/office/word/2010/wordml" xmlns:w15="http://schemas.microsoft.com/office/word/2012/wordml" xmlns:w16cid="http://schemas.microsoft.com/office/word/2016/wordml/cid" xmlns:w16se="http://schemas.microsoft.com/office/word/2015/wordml/symex" xmlns:wpg="http://schemas.microsoft.com/office/word/2010/wordprocessingGroup" xmlns:wpi="http://schemas.microsoft.com/office/word/2010/wordprocessingInk" xmlns:wne="http://schemas.microsoft.com/office/word/2006/wordml" xmlns:wps="http://schemas.microsoft.com/office/word/2010/wordprocessingShape" mc:Ignorable="w14 w15 w16se w16cid wp14">
+<w:numbering xmlns:wpc="http://schemas.microsoft.com/office/word/2010/wordprocessingCanvas" xmlns:cx="http://schemas.microsoft.com/office/drawing/2014/chartex" xmlns:cx1="http://schemas.microsoft.com/office/drawing/2015/9/8/chartex" xmlns:cx2="http://schemas.microsoft.com/office/drawing/2015/10/21/chartex" xmlns:cx3="http://schemas.microsoft.com/office/drawing/2016/5/9/chartex" xmlns:cx4="http://schemas.microsoft.com/office/drawing/2016/5/10/chartex" xmlns:cx5="http://schemas.microsoft.com/office/drawing/2016/5/11/chartex" xmlns:cx6="http://schemas.microsoft.com/office/drawing/2016/5/12/chartex" xmlns:cx7="http://schemas.microsoft.com/office/drawing/2016/5/13/chartex" xmlns:cx8="http://schemas.microsoft.com/office/drawing/2016/5/14/chartex" xmlns:mc="http://schemas.openxmlformats.org/markup-compatibility/2006" xmlns:aink="http://schemas.microsoft.com/office/drawing/2016/ink" xmlns:am3d="http://schemas.microsoft.com/office/drawing/2017/model3d" xmlns:o="urn:schemas-microsoft-com:office:office" xmlns:oel="http://schemas.microsoft.com/office/2019/extlst" xmlns:r="http://schemas.openxmlformats.org/officeDocument/2006/relationships" xmlns:m="http://schemas.openxmlformats.org/officeDocument/2006/math" xmlns:v="urn:schemas-microsoft-com:vml" xmlns:wp14="http://schemas.microsoft.com/office/word/2010/wordprocessingDrawing" xmlns:wp="http://schemas.openxmlformats.org/drawingml/2006/wordprocessingDrawing" xmlns:w10="urn:schemas-microsoft-com:office:word" xmlns:w="http://schemas.openxmlformats.org/wordprocessingml/2006/main" xmlns:w14="http://schemas.microsoft.com/office/word/2010/wordml" xmlns:w15="http://schemas.microsoft.com/office/word/2012/wordml" xmlns:w16cex="http://schemas.microsoft.com/office/word/2018/wordml/cex" xmlns:w16cid="http://schemas.microsoft.com/office/word/2016/wordml/cid" xmlns:w16="http://schemas.microsoft.com/office/word/2018/wordml" xmlns:w16du="http://schemas.microsoft.com/office/word/2023/wordml/word16du" xmlns:w16sdtdh="http://schemas.microsoft.com/office/word/2020/wordml/sdtdatahash" xmlns:w16sdtfl="http://schemas.microsoft.com/office/word/2024/wordml/sdtformatlock" xmlns:w16se="http://schemas.microsoft.com/office/word/2015/wordml/symex" xmlns:wpg="http://schemas.microsoft.com/office/word/2010/wordprocessingGroup" xmlns:wpi="http://schemas.microsoft.com/office/word/2010/wordprocessingInk" xmlns:wne="http://schemas.microsoft.com/office/word/2006/wordml" xmlns:wps="http://schemas.microsoft.com/office/word/2010/wordprocessingShape" mc:Ignorable="w14 w15 w16se w16cid w16 w16cex w16sdtdh w16sdtfl w16du wp14">
   <w:abstractNum w:abstractNumId="0" w15:restartNumberingAfterBreak="0">
     <w:nsid w:val="28D11AA4"/>
     <w:multiLevelType w:val="hybridMultilevel"/>
@@ -1330,26 +1398,26 @@
       </w:rPr>
     </w:lvl>
   </w:abstractNum>
-  <w:num w:numId="1">
+  <w:num w:numId="1" w16cid:durableId="724450962">
     <w:abstractNumId w:val="3"/>
   </w:num>
-  <w:num w:numId="2">
+  <w:num w:numId="2" w16cid:durableId="1147823907">
     <w:abstractNumId w:val="2"/>
   </w:num>
-  <w:num w:numId="3">
+  <w:num w:numId="3" w16cid:durableId="1287346524">
     <w:abstractNumId w:val="1"/>
   </w:num>
-  <w:num w:numId="4">
+  <w:num w:numId="4" w16cid:durableId="736972371">
     <w:abstractNumId w:val="4"/>
   </w:num>
-  <w:num w:numId="5">
+  <w:num w:numId="5" w16cid:durableId="1476754510">
     <w:abstractNumId w:val="0"/>
   </w:num>
 </w:numbering>
 </file>
 
 <file path=word/styles.xml><?xml version="1.0" encoding="utf-8"?>
-<w:styles xmlns:mc="http://schemas.openxmlformats.org/markup-compatibility/2006" xmlns:r="http://schemas.openxmlformats.org/officeDocument/2006/relationships" xmlns:w="http://schemas.openxmlformats.org/wordprocessingml/2006/main" xmlns:w14="http://schemas.microsoft.com/office/word/2010/wordml" xmlns:w15="http://schemas.microsoft.com/office/word/2012/wordml" xmlns:w16cid="http://schemas.microsoft.com/office/word/2016/wordml/cid" xmlns:w16se="http://schemas.microsoft.com/office/word/2015/wordml/symex" mc:Ignorable="w14 w15 w16se w16cid">
+<w:styles xmlns:mc="http://schemas.openxmlformats.org/markup-compatibility/2006" xmlns:r="http://schemas.openxmlformats.org/officeDocument/2006/relationships" xmlns:w="http://schemas.openxmlformats.org/wordprocessingml/2006/main" xmlns:w14="http://schemas.microsoft.com/office/word/2010/wordml" xmlns:w15="http://schemas.microsoft.com/office/word/2012/wordml" xmlns:w16cex="http://schemas.microsoft.com/office/word/2018/wordml/cex" xmlns:w16cid="http://schemas.microsoft.com/office/word/2016/wordml/cid" xmlns:w16="http://schemas.microsoft.com/office/word/2018/wordml" xmlns:w16du="http://schemas.microsoft.com/office/word/2023/wordml/word16du" xmlns:w16sdtdh="http://schemas.microsoft.com/office/word/2020/wordml/sdtdatahash" xmlns:w16sdtfl="http://schemas.microsoft.com/office/word/2024/wordml/sdtformatlock" xmlns:w16se="http://schemas.microsoft.com/office/word/2015/wordml/symex" mc:Ignorable="w14 w15 w16se w16cid w16 w16cex w16sdtdh w16sdtfl w16du">
   <w:docDefaults>
     <w:rPrDefault>
       <w:rPr>
@@ -1359,7 +1427,7 @@
     </w:rPrDefault>
     <w:pPrDefault/>
   </w:docDefaults>
-  <w:latentStyles w:defLockedState="0" w:defUIPriority="99" w:defSemiHidden="0" w:defUnhideWhenUsed="0" w:defQFormat="0" w:count="375">
+  <w:latentStyles w:defLockedState="0" w:defUIPriority="99" w:defSemiHidden="0" w:defUnhideWhenUsed="0" w:defQFormat="0" w:count="376">
     <w:lsdException w:name="Normal" w:uiPriority="0" w:qFormat="1"/>
     <w:lsdException w:name="heading 1" w:uiPriority="9" w:qFormat="1"/>
     <w:lsdException w:name="heading 2" w:semiHidden="1" w:uiPriority="9" w:unhideWhenUsed="1" w:qFormat="1"/>
@@ -1732,6 +1800,7 @@
     <w:lsdException w:name="Smart Hyperlink" w:semiHidden="1" w:unhideWhenUsed="1"/>
     <w:lsdException w:name="Hashtag" w:semiHidden="1" w:unhideWhenUsed="1"/>
     <w:lsdException w:name="Unresolved Mention" w:semiHidden="1" w:unhideWhenUsed="1"/>
+    <w:lsdException w:name="Smart Link" w:semiHidden="1" w:unhideWhenUsed="1"/>
   </w:latentStyles>
   <w:style w:type="paragraph" w:default="1" w:styleId="Normal">
     <w:name w:val="Normal"/>
@@ -2221,6 +2290,10 @@
 </file>
 
 <file path=customXml/item1.xml><?xml version="1.0" encoding="utf-8"?>
+<b:Sources xmlns:b="http://schemas.openxmlformats.org/officeDocument/2006/bibliography" xmlns="http://schemas.openxmlformats.org/officeDocument/2006/bibliography" SelectedStyle="\APASixthEditionOfficeOnline.xsl" StyleName="APA" Version="6"/>
+</file>
+
+<file path=customXml/item2.xml><?xml version="1.0" encoding="utf-8"?>
 <s:customData xmlns="http://www.wps.cn/officeDocument/2013/wpsCustomData" xmlns:s="http://www.wps.cn/officeDocument/2013/wpsCustomData">
   <customSectProps>
     <customSectPr/>
@@ -2248,22 +2321,18 @@
 </s:customData>
 </file>
 
-<file path=customXml/item2.xml><?xml version="1.0" encoding="utf-8"?>
-<b:Sources xmlns:b="http://schemas.openxmlformats.org/officeDocument/2006/bibliography" xmlns="http://schemas.openxmlformats.org/officeDocument/2006/bibliography" SelectedStyle="\APASixthEditionOfficeOnline.xsl" StyleName="APA" Version="6"/>
+<file path=customXml/itemProps1.xml><?xml version="1.0" encoding="utf-8"?>
+<ds:datastoreItem xmlns:ds="http://schemas.openxmlformats.org/officeDocument/2006/customXml" ds:itemID="{80CAC9B7-9228-4522-BC10-6CBF504F415E}">
+  <ds:schemaRefs>
+    <ds:schemaRef ds:uri="http://schemas.openxmlformats.org/officeDocument/2006/bibliography"/>
+  </ds:schemaRefs>
+</ds:datastoreItem>
 </file>
 
-<file path=customXml/itemProps1.xml><?xml version="1.0" encoding="utf-8"?>
+<file path=customXml/itemProps2.xml><?xml version="1.0" encoding="utf-8"?>
 <ds:datastoreItem xmlns:ds="http://schemas.openxmlformats.org/officeDocument/2006/customXml" ds:itemID="{B1977F7D-205B-4081-913C-38D41E755F92}">
   <ds:schemaRefs>
     <ds:schemaRef ds:uri="http://www.wps.cn/officeDocument/2013/wpsCustomData"/>
   </ds:schemaRefs>
 </ds:datastoreItem>
-</file>
-
-<file path=customXml/itemProps2.xml><?xml version="1.0" encoding="utf-8"?>
-<ds:datastoreItem xmlns:ds="http://schemas.openxmlformats.org/officeDocument/2006/customXml" ds:itemID="{80CAC9B7-9228-4522-BC10-6CBF504F415E}">
-  <ds:schemaRefs>
-    <ds:schemaRef ds:uri="http://schemas.openxmlformats.org/officeDocument/2006/bibliography"/>
-  </ds:schemaRefs>
-</ds:datastoreItem>
 </file>